--- a/blog/02-the-chip-that-says-no-1-plain-english.docx
+++ b/blog/02-the-chip-that-says-no-1-plain-english.docx
@@ -457,12 +457,12 @@
       <w:r>
         <w:t xml:space="preserve">The code behind all of it runs today: one command, fifty-one tests, seventy-five attacks, under a minute, at </w:t>
       </w:r>
-      <w:hyperlink w:history="1" r:id="rIdrbmzxedv5-ix78cm3yvko">
+      <w:hyperlink w:history="1" r:id="rIdintpvvm4nfepkayarygcz">
         <w:r>
           <w:rPr>
             <w:rStyle w:val="Hyperlink"/>
           </w:rPr>
-          <w:t xml:space="preserve">github.com/yobiebenjamin/hardware-and-silicon</w:t>
+          <w:t xml:space="preserve">github.com/YobieBenjamin/hardware-and-silicon</w:t>
         </w:r>
       </w:hyperlink>
       <w:r>

--- a/blog/02-the-chip-that-says-no-1-plain-english.docx
+++ b/blog/02-the-chip-that-says-no-1-plain-english.docx
@@ -243,31 +243,31 @@
         <w:keepNext/>
       </w:pPr>
       <w:r>
-        <w:t xml:space="preserve">The one question that makes it possible</w:t>
-      </w:r>
-    </w:p>
-    <w:p>
-      <w:pPr>
-        <w:spacing w:after="160" w:line="276" w:lineRule="auto"/>
-      </w:pPr>
-      <w:r>
-        <w:t xml:space="preserve">You cannot check everything. The trick is that you do not have to.</w:t>
-      </w:r>
-    </w:p>
-    <w:p>
-      <w:pPr>
-        <w:spacing w:after="160" w:line="276" w:lineRule="auto"/>
-      </w:pPr>
-      <w:r>
-        <w:t xml:space="preserve">Ask one question about every action: can you undo it? If yes, let it happen and look at it later. Sending a draft, moving a file, saying something: fixable. If no, stop and check first. Firing a weapon, wiring money, deleting records: not fixable.</w:t>
-      </w:r>
-    </w:p>
-    <w:p>
-      <w:pPr>
-        <w:spacing w:after="160" w:line="276" w:lineRule="auto"/>
-      </w:pPr>
-      <w:r>
-        <w:t xml:space="preserve">Your brain does this. You hesitate at the edge of a cliff, not at a chair. This is also what makes the size problem go away: an AI handles trillions of requests, and almost none of them touch anything that cannot be undone.</w:t>
+        <w:t xml:space="preserve">The one question that sets the pace</w:t>
+      </w:r>
+    </w:p>
+    <w:p>
+      <w:pPr>
+        <w:spacing w:after="160" w:line="276" w:lineRule="auto"/>
+      </w:pPr>
+      <w:r>
+        <w:t xml:space="preserve">Every action the AI takes in the world gets checked. Every one. A chip designer who reviewed this design made the point sharply: if some actions skip the check because they are "small," then the AI only has to call a big action small. So nothing skips the check.</w:t>
+      </w:r>
+    </w:p>
+    <w:p>
+      <w:pPr>
+        <w:spacing w:after="160" w:line="276" w:lineRule="auto"/>
+      </w:pPr>
+      <w:r>
+        <w:t xml:space="preserve">What changes from action to action is how hard the check looks and how long it pauses. Ask one question: can you undo it? Sending a draft, moving a file, posting a message: fixable, so the check is quick, a record is kept, and the action goes. Firing a weapon, wiring money, deleting records: not fixable, so the check is thorough, there is a pause, and sometimes a person has to sign.</w:t>
+      </w:r>
+    </w:p>
+    <w:p>
+      <w:pPr>
+        <w:spacing w:after="160" w:line="276" w:lineRule="auto"/>
+      </w:pPr>
+      <w:r>
+        <w:t xml:space="preserve">Your brain does this. You hesitate at the edge of a cliff, not at a chair, but you look at both. This is also what makes the size problem go away: an AI handles trillions of requests, almost none of them touch anything that cannot be undone, and the slow path is rare.</w:t>
       </w:r>
     </w:p>
     <w:p>
@@ -349,7 +349,15 @@
         <w:spacing w:after="160" w:line="276" w:lineRule="auto"/>
       </w:pPr>
       <w:r>
-        <w:t xml:space="preserve">Now the honest part. This will not catch an AI that says something false, because no chip can know what is true. It will not stop a danger nobody thought to put on the list. And someone has to hold the keys, which is a human problem, not a chip problem. What it does is put a hard floor under the worst outcomes, no matter how smart or how wrong the AI is.</w:t>
+        <w:t xml:space="preserve">One more thing a bank already knows. A permission slip has to name the exact thing it permits: this amount, to this account, under these rules, usable once. Otherwise the slip gets reused, or two payments that each fit the limit go through together and blow past it, or an old slip stays good after the rules changed. So the chip's permission is a receipt for one exact action, it is spent the moment the action happens, it dies when the rules change, and the chip remembers what it has spent even after a power cut.</w:t>
+      </w:r>
+    </w:p>
+    <w:p>
+      <w:pPr>
+        <w:spacing w:after="160" w:line="276" w:lineRule="auto"/>
+      </w:pPr>
+      <w:r>
+        <w:t xml:space="preserve">Now the honest part. This will not catch an AI that says something false, because no chip can know what is true. It will not stop a danger nobody thought to put on the list. The chip can check a target against a list; it cannot know whether the list is complete or up to date, and two sensors that agree are not two independent sensors if they can fail the same way. So every one of these systems comes with a written list of what it trusts and why. Stopping is not always the safe move either: a drone can simply not fire, but a robot holding something has to be told what its safe move is. And someone has to hold the keys, which is a human problem, not a chip problem. What it does is put a hard floor under the worst outcomes, no matter how smart or how wrong the AI is.</w:t>
       </w:r>
     </w:p>
     <w:p>
@@ -430,7 +438,7 @@
         <w:spacing w:after="160" w:line="276" w:lineRule="auto"/>
       </w:pPr>
       <w:r>
-        <w:t xml:space="preserve">Each layer on the left already exists in you. Two of the three on the right already exist in machines. The gatekeeper in the middle is the part we have to build.</w:t>
+        <w:t xml:space="preserve">Each layer on the left already exists in you. Two of the three on the right already exist in machines. The gatekeeper in the middle exists today as software and is the part to put into a chip. The hard stop at the bottom is where the real promise lives: it works even if everything above it has been fooled.</w:t>
       </w:r>
     </w:p>
     <w:p>
@@ -447,7 +455,7 @@
         <w:spacing w:after="160" w:line="276" w:lineRule="auto"/>
       </w:pPr>
       <w:r>
-        <w:t xml:space="preserve">Part 2 makes the same argument with the names, numbers and papers. Part 3 is the design: what sits on the chip, what sits in the software around it, and what sits in the weapon, the bank or the robot at the far end. It also walks one request all the way through, from a prompt to an action in the world, and shows exactly where the chip gets to say no.</w:t>
+        <w:t xml:space="preserve">Part 2 makes the same argument with the names, numbers and papers. Part 3 is the design: what sits on the chip, what sits in the software around it, and what sits in the weapon, the bank or the robot at the far end. It also walks one request all the way through, from a prompt to an action in the world, and shows exactly where the chip gets to say no. All three parts were revised after a chip designer went through the first draft; his corrections made the promise narrower and the design stronger.</w:t>
       </w:r>
     </w:p>
     <w:p>
@@ -457,7 +465,7 @@
       <w:r>
         <w:t xml:space="preserve">The code behind all of it runs today: one command, fifty-one tests, seventy-five attacks, under a minute, at </w:t>
       </w:r>
-      <w:hyperlink w:history="1" r:id="rIdintpvvm4nfepkayarygcz">
+      <w:hyperlink w:history="1" r:id="rIdcb6fqei13silpwqgj0wgt">
         <w:r>
           <w:rPr>
             <w:rStyle w:val="Hyperlink"/>

--- a/blog/02-the-chip-that-says-no-1-plain-english.docx
+++ b/blog/02-the-chip-that-says-no-1-plain-english.docx
@@ -42,7 +42,7 @@
           <w:sz w:val="23"/>
           <w:szCs w:val="23"/>
         </w:rPr>
-        <w:t xml:space="preserve">You cannot trust an AI to police another AI. The thing that stops a bad action has to work like a reflex, and it has to live in the chip.</w:t>
+        <w:t xml:space="preserve">You cannot trust an AI to police another AI. I have sat in too many meetings where that was the plan. The thing that stops a bad action has to work like a reflex, and it has to live in the chip. There is a way to do this, and this post is the plain-English version of it.</w:t>
       </w:r>
     </w:p>
     <w:p>
@@ -92,7 +92,7 @@
         <w:spacing w:after="160" w:line="276" w:lineRule="auto"/>
       </w:pPr>
       <w:r>
-        <w:t xml:space="preserve">The first idea everyone has is to put a second AI in charge of watching the first one. It sounds smart. It does not work.</w:t>
+        <w:t xml:space="preserve">The first idea everyone has is to put a second AI in charge of watching the first one. I hear it in every boardroom. It sounds smart. It does not work.</w:t>
       </w:r>
     </w:p>
     <w:p>
@@ -126,6 +126,14 @@
       </w:pPr>
       <w:r>
         <w:t xml:space="preserve">Your body already solved this</w:t>
+      </w:r>
+    </w:p>
+    <w:p>
+      <w:pPr>
+        <w:spacing w:after="160" w:line="276" w:lineRule="auto"/>
+      </w:pPr>
+      <w:r>
+        <w:t xml:space="preserve">This is my favorite part, because I am a biology nerd and the body got here first.</w:t>
       </w:r>
     </w:p>
     <w:p>
@@ -333,7 +341,7 @@
         <w:spacing w:after="160" w:line="276" w:lineRule="auto"/>
       </w:pPr>
       <w:r>
-        <w:t xml:space="preserve">This is not science fiction. Consumer drones refused to fly into airports for a decade because of a map in their software. In 2025 one big maker changed that in the US from a hard stop to a warning. Nothing about the technology changed. The pattern works; "just a warning" is how it dies.</w:t>
+        <w:t xml:space="preserve">This is not science fiction. My own DJI drone refused to fly into airports for a decade because of a map in its software. In 2025 DJI changed that in the US from a hard stop to a warning. Nothing about the technology changed. The pattern works. "Just a warning" is how it dies.</w:t>
       </w:r>
     </w:p>
     <w:p>
@@ -357,7 +365,7 @@
         <w:spacing w:after="160" w:line="276" w:lineRule="auto"/>
       </w:pPr>
       <w:r>
-        <w:t xml:space="preserve">Now the honest part. This will not catch an AI that says something false, because no chip can know what is true. It will not stop a danger nobody thought to put on the list. The chip can check a target against a list; it cannot know whether the list is complete or up to date, and two sensors that agree are not two independent sensors if they can fail the same way. So every one of these systems comes with a written list of what it trusts and why. Stopping is not always the safe move either: a drone can simply not fire, but a robot holding something has to be told what its safe move is. And someone has to hold the keys, which is a human problem, not a chip problem. What it does is put a hard floor under the worst outcomes, no matter how smart or how wrong the AI is.</w:t>
+        <w:t xml:space="preserve">Now the honest part, because I would rather tell you the limits than oversell this. It will not catch an AI that says something false, because no chip can know what is true. It will not stop a danger nobody thought to put on the list. The chip can check a target against a list; it cannot know whether the list is complete or up to date, and two sensors that agree are not two independent sensors if they can fail the same way. So every one of these systems comes with a written list of what it trusts and why. Stopping is not always the safe move either: a drone can simply not fire, but a robot holding something has to be told what its safe move is. And someone has to hold the keys, which is a human problem, not a chip problem. What it does is put a hard floor under the worst outcomes, no matter how smart or how wrong the AI is.</w:t>
       </w:r>
     </w:p>
     <w:p>
@@ -463,9 +471,9 @@
         <w:spacing w:after="160" w:line="276" w:lineRule="auto"/>
       </w:pPr>
       <w:r>
-        <w:t xml:space="preserve">The code behind all of it runs today: one command, fifty-one tests, seventy-five attacks, under a minute, at </w:t>
-      </w:r>
-      <w:hyperlink w:history="1" r:id="rIdcb6fqei13silpwqgj0wgt">
+        <w:t xml:space="preserve">I am not asking anyone to trust the AI companies, or the AI. I am asking for a chip that does not care what the AI thinks. The code behind all of it runs today: one command, fifty-one tests, seventy-five attacks, under a minute, at </w:t>
+      </w:r>
+      <w:hyperlink w:history="1" r:id="rIdashshfo6f18jsaf90wodz">
         <w:r>
           <w:rPr>
             <w:rStyle w:val="Hyperlink"/>

--- a/blog/02-the-chip-that-says-no-1-plain-english.docx
+++ b/blog/02-the-chip-that-says-no-1-plain-english.docx
@@ -473,7 +473,7 @@
       <w:r>
         <w:t xml:space="preserve">I am not asking anyone to trust the AI companies, or the AI. I am asking for a chip that does not care what the AI thinks. The code behind all of it runs today: one command, fifty-one tests, seventy-five attacks, under a minute, at </w:t>
       </w:r>
-      <w:hyperlink w:history="1" r:id="rIdashshfo6f18jsaf90wodz">
+      <w:hyperlink w:history="1" r:id="rIdtlhlsddhhuefxfcvb96p2">
         <w:r>
           <w:rPr>
             <w:rStyle w:val="Hyperlink"/>

--- a/blog/02-the-chip-that-says-no-1-plain-english.docx
+++ b/blog/02-the-chip-that-says-no-1-plain-english.docx
@@ -462,8 +462,27 @@
       <w:pPr>
         <w:spacing w:after="160" w:line="276" w:lineRule="auto"/>
       </w:pPr>
-      <w:r>
-        <w:t xml:space="preserve">Part 2 makes the same argument with the names, numbers and papers. Part 3 is the design: what sits on the chip, what sits in the software around it, and what sits in the weapon, the bank or the robot at the far end. It also walks one request all the way through, from a prompt to an action in the world, and shows exactly where the chip gets to say no. All three parts were revised after a chip designer went through the first draft; his corrections made the promise narrower and the design stronger.</w:t>
+      <w:hyperlink w:history="1" r:id="rIdbrr2nlstkkwlw1bcph8us">
+        <w:r>
+          <w:rPr>
+            <w:rStyle w:val="Hyperlink"/>
+          </w:rPr>
+          <w:t xml:space="preserve">Part 2</w:t>
+        </w:r>
+      </w:hyperlink>
+      <w:r>
+        <w:t xml:space="preserve"> makes the same argument with the names, numbers and papers. </w:t>
+      </w:r>
+      <w:hyperlink w:history="1" r:id="rIddwo8kokasoimlcm8dnu0b">
+        <w:r>
+          <w:rPr>
+            <w:rStyle w:val="Hyperlink"/>
+          </w:rPr>
+          <w:t xml:space="preserve">Part 3</w:t>
+        </w:r>
+      </w:hyperlink>
+      <w:r>
+        <w:t xml:space="preserve"> is the design: what sits on the chip, what sits in the software around it, and what sits in the weapon, the bank or the robot at the far end. It also walks one request all the way through, from a prompt to an action in the world, and shows exactly where the chip gets to say no. All three parts were revised after a chip designer went through the first draft; his corrections made the promise narrower and the design stronger.</w:t>
       </w:r>
     </w:p>
     <w:p>
@@ -473,7 +492,7 @@
       <w:r>
         <w:t xml:space="preserve">I am not asking anyone to trust the AI companies, or the AI. I am asking for a chip that does not care what the AI thinks. The code behind all of it runs today: one command, fifty-one tests, seventy-five attacks, under a minute, at </w:t>
       </w:r>
-      <w:hyperlink w:history="1" r:id="rIdtlhlsddhhuefxfcvb96p2">
+      <w:hyperlink w:history="1" r:id="rIdt_fpt0tvskl9kcghiz0sn">
         <w:r>
           <w:rPr>
             <w:rStyle w:val="Hyperlink"/>

--- a/blog/02-the-chip-that-says-no-1-plain-english.docx
+++ b/blog/02-the-chip-that-says-no-1-plain-english.docx
@@ -23,7 +23,7 @@
           <w:sz w:val="20"/>
           <w:szCs w:val="20"/>
         </w:rPr>
-        <w:t xml:space="preserve">By Yobie Benjamin · October 12, 2026 · Part 1 of 3: the plain-English version</w:t>
+        <w:t xml:space="preserve">By Yobie Benjamin · October 12, 2026 · Part 1 of 4: the plain-English version</w:t>
       </w:r>
     </w:p>
     <w:p>
@@ -462,7 +462,7 @@
       <w:pPr>
         <w:spacing w:after="160" w:line="276" w:lineRule="auto"/>
       </w:pPr>
-      <w:hyperlink w:history="1" r:id="rIdbrr2nlstkkwlw1bcph8us">
+      <w:hyperlink w:history="1" r:id="rIddjcqou6tnwhu6tyninkeh">
         <w:r>
           <w:rPr>
             <w:rStyle w:val="Hyperlink"/>
@@ -473,7 +473,7 @@
       <w:r>
         <w:t xml:space="preserve"> makes the same argument with the names, numbers and papers. </w:t>
       </w:r>
-      <w:hyperlink w:history="1" r:id="rIddwo8kokasoimlcm8dnu0b">
+      <w:hyperlink w:history="1" r:id="rIdauk5ya8gbuupzclowxqbu">
         <w:r>
           <w:rPr>
             <w:rStyle w:val="Hyperlink"/>
@@ -482,7 +482,18 @@
         </w:r>
       </w:hyperlink>
       <w:r>
-        <w:t xml:space="preserve"> is the design: what sits on the chip, what sits in the software around it, and what sits in the weapon, the bank or the robot at the far end. It also walks one request all the way through, from a prompt to an action in the world, and shows exactly where the chip gets to say no. All three parts were revised after a chip designer went through the first draft; his corrections made the promise narrower and the design stronger.</w:t>
+        <w:t xml:space="preserve"> is the design of the gate and the lock: what sits in the weapon, the bank or the robot at the far end, and how a permission is checked twice. </w:t>
+      </w:r>
+      <w:hyperlink w:history="1" r:id="rId0twkcjegxkddlfozjy9qf">
+        <w:r>
+          <w:rPr>
+            <w:rStyle w:val="Hyperlink"/>
+          </w:rPr>
+          <w:t xml:space="preserve">Part 4</w:t>
+        </w:r>
+      </w:hyperlink>
+      <w:r>
+        <w:t xml:space="preserve"> is the chip in the rack: one beside every GPU, holding the keys to the doors between them, wired to every other one by a wire that cannot be talked out of its job. It also walks one request all the way through, from a prompt to an action in the world, and shows exactly where the chip gets to say no. All four parts were revised after a chip designer went through the first draft; his corrections made the promise narrower and the design stronger.</w:t>
       </w:r>
     </w:p>
     <w:p>
@@ -492,7 +503,7 @@
       <w:r>
         <w:t xml:space="preserve">I am not asking anyone to trust the AI companies, or the AI. I am asking for a chip that does not care what the AI thinks. The code behind all of it runs today: one command, fifty-one tests, seventy-five attacks, under a minute, at </w:t>
       </w:r>
-      <w:hyperlink w:history="1" r:id="rIdt_fpt0tvskl9kcghiz0sn">
+      <w:hyperlink w:history="1" r:id="rIdbhxxbu8plpl-cdnq7h2jn">
         <w:r>
           <w:rPr>
             <w:rStyle w:val="Hyperlink"/>
@@ -635,7 +646,7 @@
         <w:sz w:val="16"/>
         <w:szCs w:val="16"/>
       </w:rPr>
-      <w:t xml:space="preserve">The Chip That Says No · Part 1 of 3</w:t>
+      <w:t xml:space="preserve">The Chip That Says No · Part 1 of 4</w:t>
     </w:r>
   </w:p>
 </w:hdr>

--- a/blog/02-the-chip-that-says-no-1-plain-english.docx
+++ b/blog/02-the-chip-that-says-no-1-plain-english.docx
@@ -402,7 +402,7 @@
                     </pic:cNvPicPr>
                   </pic:nvPicPr>
                   <pic:blipFill>
-                    <a:blip r:embed="rId9" cstate="none"/>
+                    <a:blip r:embed="rId13" cstate="none"/>
                     <a:srcRect/>
                     <a:stretch>
                       <a:fillRect/>
@@ -462,7 +462,7 @@
       <w:pPr>
         <w:spacing w:after="160" w:line="276" w:lineRule="auto"/>
       </w:pPr>
-      <w:hyperlink w:history="1" r:id="rIddjcqou6tnwhu6tyninkeh">
+      <w:hyperlink w:history="1" r:id="rIdar7ka7ajcjdeqevpr3yid">
         <w:r>
           <w:rPr>
             <w:rStyle w:val="Hyperlink"/>
@@ -473,7 +473,7 @@
       <w:r>
         <w:t xml:space="preserve"> makes the same argument with the names, numbers and papers. </w:t>
       </w:r>
-      <w:hyperlink w:history="1" r:id="rIdauk5ya8gbuupzclowxqbu">
+      <w:hyperlink w:history="1" r:id="rIdogeco8ivpv9rxev0sul5z">
         <w:r>
           <w:rPr>
             <w:rStyle w:val="Hyperlink"/>
@@ -484,7 +484,7 @@
       <w:r>
         <w:t xml:space="preserve"> is the design of the gate and the lock: what sits in the weapon, the bank or the robot at the far end, and how a permission is checked twice. </w:t>
       </w:r>
-      <w:hyperlink w:history="1" r:id="rId0twkcjegxkddlfozjy9qf">
+      <w:hyperlink w:history="1" r:id="rIdymacfkaca5nttwmepyhgt">
         <w:r>
           <w:rPr>
             <w:rStyle w:val="Hyperlink"/>
@@ -503,7 +503,7 @@
       <w:r>
         <w:t xml:space="preserve">I am not asking anyone to trust the AI companies, or the AI. I am asking for a chip that does not care what the AI thinks. The code behind all of it runs today: one command, fifty-one tests, seventy-five attacks, under a minute, at </w:t>
       </w:r>
-      <w:hyperlink w:history="1" r:id="rIdbhxxbu8plpl-cdnq7h2jn">
+      <w:hyperlink w:history="1" r:id="rIdd6208lhwhw14hhlujo6jb">
         <w:r>
           <w:rPr>
             <w:rStyle w:val="Hyperlink"/>
@@ -516,8 +516,8 @@
       </w:r>
     </w:p>
     <w:sectPr>
-      <w:headerReference w:type="default" r:id="rId7"/>
-      <w:footerReference w:type="default" r:id="rId8"/>
+      <w:headerReference w:type="default" r:id="rId6"/>
+      <w:footerReference w:type="default" r:id="rId7"/>
       <w:pgSz w:w="12240" w:h="15840" w:orient="portrait"/>
       <w:pgMar w:top="1440" w:right="1440" w:bottom="1440" w:left="1440" w:header="708" w:footer="708" w:gutter="0"/>
       <w:pgNumType/>
@@ -525,10 +525,6 @@
     </w:sectPr>
   </w:body>
 </w:document>
-</file>
-
-<file path=word/comments.xml><?xml version="1.0" encoding="utf-8"?>
-<w:comments xmlns:cx="http://schemas.microsoft.com/office/drawing/2014/chartex" xmlns:cx1="http://schemas.microsoft.com/office/drawing/2015/9/8/chartex" xmlns:cx2="http://schemas.microsoft.com/office/drawing/2015/10/21/chartex" xmlns:cx3="http://schemas.microsoft.com/office/drawing/2016/5/9/chartex" xmlns:cx4="http://schemas.microsoft.com/office/drawing/2016/5/10/chartex" xmlns:cx5="http://schemas.microsoft.com/office/drawing/2016/5/11/chartex" xmlns:cx6="http://schemas.microsoft.com/office/drawing/2016/5/12/chartex" xmlns:cx7="http://schemas.microsoft.com/office/drawing/2016/5/13/chartex" xmlns:cx8="http://schemas.microsoft.com/office/drawing/2016/5/14/chartex" xmlns:mc="http://schemas.openxmlformats.org/markup-compatibility/2006" xmlns:aink="http://schemas.microsoft.com/office/drawing/2016/ink" xmlns:am3d="http://schemas.microsoft.com/office/drawing/2017/model3d" xmlns:o="urn:schemas-microsoft-com:office:office" xmlns:r="http://schemas.openxmlformats.org/officeDocument/2006/relationships" xmlns:m="http://schemas.openxmlformats.org/officeDocument/2006/math" xmlns:v="urn:schemas-microsoft-com:vml" xmlns:wp14="http://schemas.microsoft.com/office/word/2010/wordprocessingDrawing" xmlns:wp="http://schemas.openxmlformats.org/drawingml/2006/wordprocessingDrawing" xmlns:w10="urn:schemas-microsoft-com:office:word" xmlns:w="http://schemas.openxmlformats.org/wordprocessingml/2006/main" xmlns:w14="http://schemas.microsoft.com/office/word/2010/wordml" xmlns:w15="http://schemas.microsoft.com/office/word/2012/wordml" xmlns:w16cex="http://schemas.microsoft.com/office/word/2018/wordml/cex" xmlns:w16cid="http://schemas.microsoft.com/office/word/2016/wordml/cid" xmlns:w16="http://schemas.microsoft.com/office/word/2018/wordml" xmlns:w16sdtdh="http://schemas.microsoft.com/office/word/2020/wordml/sdtdatahash" xmlns:w16se="http://schemas.microsoft.com/office/word/2015/wordml/symex" xmlns:wpg="http://schemas.microsoft.com/office/word/2010/wordprocessingGroup" xmlns:wpi="http://schemas.microsoft.com/office/word/2010/wordprocessingInk" xmlns:wne="http://schemas.microsoft.com/office/word/2006/wordml" xmlns:wps="http://schemas.microsoft.com/office/word/2010/wordprocessingShape"/>
 </file>
 
 <file path=word/endnotes.xml><?xml version="1.0" encoding="utf-8"?>
@@ -656,7 +652,7 @@
 <w:numbering xmlns:wpc="http://schemas.microsoft.com/office/word/2010/wordprocessingCanvas" xmlns:mc="http://schemas.openxmlformats.org/markup-compatibility/2006" xmlns:o="urn:schemas-microsoft-com:office:office" xmlns:r="http://schemas.openxmlformats.org/officeDocument/2006/relationships" xmlns:m="http://schemas.openxmlformats.org/officeDocument/2006/math" xmlns:v="urn:schemas-microsoft-com:vml" xmlns:wp14="http://schemas.microsoft.com/office/word/2010/wordprocessingDrawing" xmlns:wp="http://schemas.openxmlformats.org/drawingml/2006/wordprocessingDrawing" xmlns:w10="urn:schemas-microsoft-com:office:word" xmlns:w="http://schemas.openxmlformats.org/wordprocessingml/2006/main" xmlns:w14="http://schemas.microsoft.com/office/word/2010/wordml" xmlns:w15="http://schemas.microsoft.com/office/word/2012/wordml" xmlns:wpg="http://schemas.microsoft.com/office/word/2010/wordprocessingGroup" xmlns:wpi="http://schemas.microsoft.com/office/word/2010/wordprocessingInk" xmlns:wne="http://schemas.microsoft.com/office/word/2006/wordml" xmlns:wps="http://schemas.microsoft.com/office/word/2010/wordprocessingShape" mc:Ignorable="w14 w15 wp14">
   <w:abstractNum w:abstractNumId="1" w15:restartNumberingAfterBreak="0">
     <w:multiLevelType w:val="hybridMultilevel"/>
-    <w:lvl w:ilvl="0" w15:tentative="1">
+    <w:lvl w:ilvl="0" w:tentative="1">
       <w:start w:val="1"/>
       <w:numFmt w:val="bullet"/>
       <w:lvlText w:val="●"/>
@@ -665,7 +661,7 @@
         <w:ind w:left="720" w:hanging="360"/>
       </w:pPr>
     </w:lvl>
-    <w:lvl w:ilvl="1" w15:tentative="1">
+    <w:lvl w:ilvl="1" w:tentative="1">
       <w:start w:val="1"/>
       <w:numFmt w:val="bullet"/>
       <w:lvlText w:val="○"/>
@@ -674,7 +670,7 @@
         <w:ind w:left="1440" w:hanging="360"/>
       </w:pPr>
     </w:lvl>
-    <w:lvl w:ilvl="2" w15:tentative="1">
+    <w:lvl w:ilvl="2" w:tentative="1">
       <w:start w:val="1"/>
       <w:numFmt w:val="bullet"/>
       <w:lvlText w:val="■"/>
@@ -683,7 +679,7 @@
         <w:ind w:left="2160" w:hanging="360"/>
       </w:pPr>
     </w:lvl>
-    <w:lvl w:ilvl="3" w15:tentative="1">
+    <w:lvl w:ilvl="3" w:tentative="1">
       <w:start w:val="1"/>
       <w:numFmt w:val="bullet"/>
       <w:lvlText w:val="●"/>
@@ -692,7 +688,7 @@
         <w:ind w:left="2880" w:hanging="360"/>
       </w:pPr>
     </w:lvl>
-    <w:lvl w:ilvl="4" w15:tentative="1">
+    <w:lvl w:ilvl="4" w:tentative="1">
       <w:start w:val="1"/>
       <w:numFmt w:val="bullet"/>
       <w:lvlText w:val="○"/>
@@ -701,7 +697,7 @@
         <w:ind w:left="3600" w:hanging="360"/>
       </w:pPr>
     </w:lvl>
-    <w:lvl w:ilvl="5" w15:tentative="1">
+    <w:lvl w:ilvl="5" w:tentative="1">
       <w:start w:val="1"/>
       <w:numFmt w:val="bullet"/>
       <w:lvlText w:val="■"/>
@@ -710,7 +706,7 @@
         <w:ind w:left="4320" w:hanging="360"/>
       </w:pPr>
     </w:lvl>
-    <w:lvl w:ilvl="6" w15:tentative="1">
+    <w:lvl w:ilvl="6" w:tentative="1">
       <w:start w:val="1"/>
       <w:numFmt w:val="bullet"/>
       <w:lvlText w:val="●"/>
@@ -719,7 +715,7 @@
         <w:ind w:left="5040" w:hanging="360"/>
       </w:pPr>
     </w:lvl>
-    <w:lvl w:ilvl="7" w15:tentative="1">
+    <w:lvl w:ilvl="7" w:tentative="1">
       <w:start w:val="1"/>
       <w:numFmt w:val="bullet"/>
       <w:lvlText w:val="●"/>
@@ -728,7 +724,7 @@
         <w:ind w:left="5760" w:hanging="360"/>
       </w:pPr>
     </w:lvl>
-    <w:lvl w:ilvl="8" w15:tentative="1">
+    <w:lvl w:ilvl="8" w:tentative="1">
       <w:start w:val="1"/>
       <w:numFmt w:val="bullet"/>
       <w:lvlText w:val="●"/>
@@ -740,7 +736,7 @@
   </w:abstractNum>
   <w:abstractNum w:abstractNumId="2" w15:restartNumberingAfterBreak="0">
     <w:multiLevelType w:val="hybridMultilevel"/>
-    <w:lvl w:ilvl="0" w15:tentative="1">
+    <w:lvl w:ilvl="0" w:tentative="1">
       <w:start w:val="1"/>
       <w:numFmt w:val="bullet"/>
       <w:lvlText w:val="•"/>
@@ -749,7 +745,7 @@
         <w:ind w:left="720" w:hanging="360"/>
       </w:pPr>
     </w:lvl>
-    <w:lvl w:ilvl="1" w15:tentative="1">
+    <w:lvl w:ilvl="1" w:tentative="1">
       <w:start w:val="1"/>
       <w:numFmt w:val="bullet"/>
       <w:lvlText w:val="–"/>
@@ -761,7 +757,7 @@
   </w:abstractNum>
   <w:abstractNum w:abstractNumId="3" w15:restartNumberingAfterBreak="0">
     <w:multiLevelType w:val="hybridMultilevel"/>
-    <w:lvl w:ilvl="0" w15:tentative="1">
+    <w:lvl w:ilvl="0" w:tentative="1">
       <w:start w:val="1"/>
       <w:numFmt w:val="decimal"/>
       <w:lvlText w:val="%1."/>
@@ -803,48 +799,24 @@
       </w:pPr>
     </w:pPrDefault>
   </w:docDefaults>
-  <w:style w:type="paragraph" w:styleId="Title">
-    <w:name w:val="Title"/>
-    <w:basedOn w:val="Normal"/>
-    <w:next w:val="Normal"/>
+  <w:style w:type="paragraph" w:styleId="Normal" w:default="1">
+    <w:name w:val="Normal"/>
     <w:qFormat/>
-    <w:rPr>
-      <w:sz w:val="56"/>
-      <w:szCs w:val="56"/>
-    </w:rPr>
-  </w:style>
-  <w:style w:type="paragraph" w:styleId="Heading1">
-    <w:name w:val="Heading 1"/>
-    <w:basedOn w:val="Normal"/>
-    <w:next w:val="Normal"/>
-    <w:qFormat/>
-    <w:rPr>
-      <w:color w:val="2E74B5"/>
-      <w:sz w:val="32"/>
-      <w:szCs w:val="32"/>
-    </w:rPr>
-  </w:style>
-  <w:style w:type="paragraph" w:styleId="Heading2">
-    <w:name w:val="Heading 2"/>
-    <w:basedOn w:val="Normal"/>
-    <w:next w:val="Normal"/>
-    <w:qFormat/>
-    <w:rPr>
-      <w:color w:val="2E74B5"/>
-      <w:sz w:val="26"/>
-      <w:szCs w:val="26"/>
-    </w:rPr>
-  </w:style>
-  <w:style w:type="paragraph" w:styleId="Heading3">
-    <w:name w:val="Heading 3"/>
-    <w:basedOn w:val="Normal"/>
-    <w:next w:val="Normal"/>
-    <w:qFormat/>
-    <w:rPr>
-      <w:color w:val="1F4D78"/>
-      <w:sz w:val="24"/>
-      <w:szCs w:val="24"/>
-    </w:rPr>
+  </w:style>
+  <w:style w:type="table" w:styleId="TableNormal" w:default="true">
+    <w:name w:val="Normal Table"/>
+    <w:uiPriority w:val="99"/>
+    <w:semiHidden/>
+    <w:unhideWhenUsed/>
+    <w:tblPr>
+      <w:tblInd w:type="dxa" w:w="0"/>
+      <w:tblCellMar>
+        <w:top w:type="dxa" w:w="0"/>
+        <w:left w:type="dxa" w:w="108"/>
+        <w:bottom w:type="dxa" w:w="0"/>
+        <w:right w:type="dxa" w:w="108"/>
+      </w:tblCellMar>
+    </w:tblPr>
   </w:style>
   <w:style w:type="paragraph" w:styleId="Heading4">
     <w:name w:val="Heading 4"/>
@@ -889,16 +861,6 @@
     <w:name w:val="List Paragraph"/>
     <w:basedOn w:val="Normal"/>
     <w:qFormat/>
-  </w:style>
-  <w:style w:type="character" w:styleId="Hyperlink">
-    <w:name w:val="Hyperlink"/>
-    <w:basedOn w:val="DefaultParagraphFont"/>
-    <w:uiPriority w:val="99"/>
-    <w:unhideWhenUsed/>
-    <w:rPr>
-      <w:color w:val="0563C1"/>
-      <w:u w:val="single"/>
-    </w:rPr>
   </w:style>
   <w:style w:type="character" w:styleId="FootnoteReference">
     <w:name w:val="footnote reference"/>
@@ -1058,4 +1020,294 @@
     </w:rPr>
   </w:style>
 </w:styles>
+</file>
+
+<file path=word/theme/theme1.xml><?xml version="1.0" encoding="utf-8"?>
+<a:theme xmlns:a="http://schemas.openxmlformats.org/drawingml/2006/main" name="Office Theme">
+  <a:themeElements>
+    <a:clrScheme name="Office">
+      <a:dk1>
+        <a:sysClr val="windowText" lastClr="000000"/>
+      </a:dk1>
+      <a:lt1>
+        <a:sysClr val="window" lastClr="FFFFFF"/>
+      </a:lt1>
+      <a:dk2>
+        <a:srgbClr val="44546A"/>
+      </a:dk2>
+      <a:lt2>
+        <a:srgbClr val="E7E6E6"/>
+      </a:lt2>
+      <a:accent1>
+        <a:srgbClr val="4472C4"/>
+      </a:accent1>
+      <a:accent2>
+        <a:srgbClr val="ED7D31"/>
+      </a:accent2>
+      <a:accent3>
+        <a:srgbClr val="A5A5A5"/>
+      </a:accent3>
+      <a:accent4>
+        <a:srgbClr val="FFC000"/>
+      </a:accent4>
+      <a:accent5>
+        <a:srgbClr val="5B9BD5"/>
+      </a:accent5>
+      <a:accent6>
+        <a:srgbClr val="70AD47"/>
+      </a:accent6>
+      <a:hlink>
+        <a:srgbClr val="0563C1"/>
+      </a:hlink>
+      <a:folHlink>
+        <a:srgbClr val="954F72"/>
+      </a:folHlink>
+    </a:clrScheme>
+    <a:fontScheme name="Office">
+      <a:majorFont>
+        <a:latin typeface="Calibri Light" panose="020F0302020204030204"/>
+        <a:ea typeface=""/>
+        <a:cs typeface=""/>
+        <a:font script="Jpan" typeface="游ゴシック Light"/>
+        <a:font script="Hang" typeface="맑은 고딕"/>
+        <a:font script="Hans" typeface="等线 Light"/>
+        <a:font script="Hant" typeface="新細明體"/>
+        <a:font script="Arab" typeface="Times New Roman"/>
+        <a:font script="Hebr" typeface="Times New Roman"/>
+        <a:font script="Thai" typeface="Angsana New"/>
+        <a:font script="Ethi" typeface="Nyala"/>
+        <a:font script="Beng" typeface="Vrinda"/>
+        <a:font script="Gujr" typeface="Shruti"/>
+        <a:font script="Khmr" typeface="MoolBoran"/>
+        <a:font script="Knda" typeface="Tunga"/>
+        <a:font script="Guru" typeface="Raavi"/>
+        <a:font script="Cans" typeface="Euphemia"/>
+        <a:font script="Cher" typeface="Plantagenet Cherokee"/>
+        <a:font script="Yiii" typeface="Microsoft Yi Baiti"/>
+        <a:font script="Tibt" typeface="Microsoft Himalaya"/>
+        <a:font script="Thaa" typeface="MV Boli"/>
+        <a:font script="Deva" typeface="Mangal"/>
+        <a:font script="Telu" typeface="Gautami"/>
+        <a:font script="Taml" typeface="Latha"/>
+        <a:font script="Syrc" typeface="Estrangelo Edessa"/>
+        <a:font script="Orya" typeface="Kalinga"/>
+        <a:font script="Mlym" typeface="Kartika"/>
+        <a:font script="Laoo" typeface="DokChampa"/>
+        <a:font script="Sinh" typeface="Iskoola Pota"/>
+        <a:font script="Mong" typeface="Mongolian Baiti"/>
+        <a:font script="Viet" typeface="Times New Roman"/>
+        <a:font script="Uigh" typeface="Microsoft Uighur"/>
+        <a:font script="Geor" typeface="Sylfaen"/>
+        <a:font script="Armn" typeface="Arial"/>
+        <a:font script="Bugi" typeface="Leelawadee UI"/>
+        <a:font script="Bopo" typeface="Microsoft JhengHei"/>
+        <a:font script="Java" typeface="Javanese Text"/>
+        <a:font script="Lisu" typeface="Segoe UI"/>
+        <a:font script="Mymr" typeface="Myanmar Text"/>
+        <a:font script="Nkoo" typeface="Ebrima"/>
+        <a:font script="Olck" typeface="Nirmala UI"/>
+        <a:font script="Osma" typeface="Ebrima"/>
+        <a:font script="Phag" typeface="Phagspa"/>
+        <a:font script="Syrn" typeface="Estrangelo Edessa"/>
+        <a:font script="Syrj" typeface="Estrangelo Edessa"/>
+        <a:font script="Syre" typeface="Estrangelo Edessa"/>
+        <a:font script="Sora" typeface="Nirmala UI"/>
+        <a:font script="Tale" typeface="Microsoft Tai Le"/>
+        <a:font script="Talu" typeface="Microsoft New Tai Lue"/>
+        <a:font script="Tfng" typeface="Ebrima"/>
+      </a:majorFont>
+      <a:minorFont>
+        <a:latin typeface="Calibri" panose="020F0502020204030204"/>
+        <a:ea typeface=""/>
+        <a:cs typeface=""/>
+        <a:font script="Jpan" typeface="游明朝"/>
+        <a:font script="Hang" typeface="맑은 고딕"/>
+        <a:font script="Hans" typeface="等线"/>
+        <a:font script="Hant" typeface="新細明體"/>
+        <a:font script="Arab" typeface="Arial"/>
+        <a:font script="Hebr" typeface="Arial"/>
+        <a:font script="Thai" typeface="Cordia New"/>
+        <a:font script="Ethi" typeface="Nyala"/>
+        <a:font script="Beng" typeface="Vrinda"/>
+        <a:font script="Gujr" typeface="Shruti"/>
+        <a:font script="Khmr" typeface="DaunPenh"/>
+        <a:font script="Knda" typeface="Tunga"/>
+        <a:font script="Guru" typeface="Raavi"/>
+        <a:font script="Cans" typeface="Euphemia"/>
+        <a:font script="Cher" typeface="Plantagenet Cherokee"/>
+        <a:font script="Yiii" typeface="Microsoft Yi Baiti"/>
+        <a:font script="Tibt" typeface="Microsoft Himalaya"/>
+        <a:font script="Thaa" typeface="MV Boli"/>
+        <a:font script="Deva" typeface="Mangal"/>
+        <a:font script="Telu" typeface="Gautami"/>
+        <a:font script="Taml" typeface="Latha"/>
+        <a:font script="Syrc" typeface="Estrangelo Edessa"/>
+        <a:font script="Orya" typeface="Kalinga"/>
+        <a:font script="Mlym" typeface="Kartika"/>
+        <a:font script="Laoo" typeface="DokChampa"/>
+        <a:font script="Sinh" typeface="Iskoola Pota"/>
+        <a:font script="Mong" typeface="Mongolian Baiti"/>
+        <a:font script="Viet" typeface="Arial"/>
+        <a:font script="Uigh" typeface="Microsoft Uighur"/>
+        <a:font script="Geor" typeface="Sylfaen"/>
+        <a:font script="Armn" typeface="Arial"/>
+        <a:font script="Bugi" typeface="Leelawadee UI"/>
+        <a:font script="Bopo" typeface="Microsoft JhengHei"/>
+        <a:font script="Java" typeface="Javanese Text"/>
+        <a:font script="Lisu" typeface="Segoe UI"/>
+        <a:font script="Mymr" typeface="Myanmar Text"/>
+        <a:font script="Nkoo" typeface="Ebrima"/>
+        <a:font script="Olck" typeface="Nirmala UI"/>
+        <a:font script="Osma" typeface="Ebrima"/>
+        <a:font script="Phag" typeface="Phagspa"/>
+        <a:font script="Syrn" typeface="Estrangelo Edessa"/>
+        <a:font script="Syrj" typeface="Estrangelo Edessa"/>
+        <a:font script="Syre" typeface="Estrangelo Edessa"/>
+        <a:font script="Sora" typeface="Nirmala UI"/>
+        <a:font script="Tale" typeface="Microsoft Tai Le"/>
+        <a:font script="Talu" typeface="Microsoft New Tai Lue"/>
+        <a:font script="Tfng" typeface="Ebrima"/>
+      </a:minorFont>
+    </a:fontScheme>
+    <a:fmtScheme name="Office">
+      <a:fillStyleLst>
+        <a:solidFill>
+          <a:schemeClr val="phClr"/>
+        </a:solidFill>
+        <a:gradFill rotWithShape="true">
+          <a:gsLst>
+            <a:gs pos="0">
+              <a:schemeClr val="phClr">
+                <a:lumMod val="110000"/>
+                <a:satMod val="105000"/>
+                <a:tint val="67000"/>
+              </a:schemeClr>
+            </a:gs>
+            <a:gs pos="50000">
+              <a:schemeClr val="phClr">
+                <a:lumMod val="105000"/>
+                <a:satMod val="103000"/>
+                <a:tint val="73000"/>
+              </a:schemeClr>
+            </a:gs>
+            <a:gs pos="100000">
+              <a:schemeClr val="phClr">
+                <a:lumMod val="105000"/>
+                <a:satMod val="109000"/>
+                <a:tint val="81000"/>
+              </a:schemeClr>
+            </a:gs>
+          </a:gsLst>
+          <a:lin ang="5400000" scaled="false"/>
+        </a:gradFill>
+        <a:gradFill rotWithShape="true">
+          <a:gsLst>
+            <a:gs pos="0">
+              <a:schemeClr val="phClr">
+                <a:satMod val="103000"/>
+                <a:lumMod val="102000"/>
+                <a:tint val="94000"/>
+              </a:schemeClr>
+            </a:gs>
+            <a:gs pos="50000">
+              <a:schemeClr val="phClr">
+                <a:satMod val="110000"/>
+                <a:lumMod val="100000"/>
+                <a:shade val="100000"/>
+              </a:schemeClr>
+            </a:gs>
+            <a:gs pos="100000">
+              <a:schemeClr val="phClr">
+                <a:lumMod val="99000"/>
+                <a:satMod val="120000"/>
+                <a:shade val="78000"/>
+              </a:schemeClr>
+            </a:gs>
+          </a:gsLst>
+          <a:lin ang="5400000" scaled="false"/>
+        </a:gradFill>
+      </a:fillStyleLst>
+      <a:lnStyleLst>
+        <a:ln w="6350" cap="flat" cmpd="sng" algn="ctr">
+          <a:solidFill>
+            <a:schemeClr val="phClr"/>
+          </a:solidFill>
+          <a:prstDash val="solid"/>
+          <a:miter lim="800000"/>
+        </a:ln>
+        <a:ln w="12700" cap="flat" cmpd="sng" algn="ctr">
+          <a:solidFill>
+            <a:schemeClr val="phClr"/>
+          </a:solidFill>
+          <a:prstDash val="solid"/>
+          <a:miter lim="800000"/>
+        </a:ln>
+        <a:ln w="19050" cap="flat" cmpd="sng" algn="ctr">
+          <a:solidFill>
+            <a:schemeClr val="phClr"/>
+          </a:solidFill>
+          <a:prstDash val="solid"/>
+          <a:miter lim="800000"/>
+        </a:ln>
+      </a:lnStyleLst>
+      <a:effectStyleLst>
+        <a:effectStyle>
+          <a:effectLst/>
+        </a:effectStyle>
+        <a:effectStyle>
+          <a:effectLst/>
+        </a:effectStyle>
+        <a:effectStyle>
+          <a:effectLst>
+            <a:outerShdw blurRad="57150" dist="19050" dir="5400000" algn="ctr" rotWithShape="false">
+              <a:srgbClr val="000000">
+                <a:alpha val="63000"/>
+              </a:srgbClr>
+            </a:outerShdw>
+          </a:effectLst>
+        </a:effectStyle>
+      </a:effectStyleLst>
+      <a:bgFillStyleLst>
+        <a:solidFill>
+          <a:schemeClr val="phClr"/>
+        </a:solidFill>
+        <a:solidFill>
+          <a:schemeClr val="phClr">
+            <a:tint val="95000"/>
+            <a:satMod val="170000"/>
+          </a:schemeClr>
+        </a:solidFill>
+        <a:gradFill rotWithShape="true">
+          <a:gsLst>
+            <a:gs pos="0">
+              <a:schemeClr val="phClr">
+                <a:tint val="93000"/>
+                <a:satMod val="150000"/>
+                <a:shade val="98000"/>
+                <a:lumMod val="102000"/>
+              </a:schemeClr>
+            </a:gs>
+            <a:gs pos="50000">
+              <a:schemeClr val="phClr">
+                <a:tint val="98000"/>
+                <a:satMod val="130000"/>
+                <a:shade val="90000"/>
+                <a:lumMod val="103000"/>
+              </a:schemeClr>
+            </a:gs>
+            <a:gs pos="100000">
+              <a:schemeClr val="phClr">
+                <a:shade val="63000"/>
+                <a:satMod val="120000"/>
+              </a:schemeClr>
+            </a:gs>
+          </a:gsLst>
+          <a:lin ang="5400000" scaled="false"/>
+        </a:gradFill>
+      </a:bgFillStyleLst>
+    </a:fmtScheme>
+  </a:themeElements>
+  <a:objectDefaults/>
+  <a:extraClrSchemeLst/>
+</a:theme>
 </file>
--- a/blog/02-the-chip-that-says-no-1-plain-english.docx
+++ b/blog/02-the-chip-that-says-no-1-plain-english.docx
@@ -462,7 +462,7 @@
       <w:pPr>
         <w:spacing w:after="160" w:line="276" w:lineRule="auto"/>
       </w:pPr>
-      <w:hyperlink w:history="1" r:id="rIdar7ka7ajcjdeqevpr3yid">
+      <w:hyperlink w:history="1" r:id="rIdboauvqcddc5ggjycp3b-i">
         <w:r>
           <w:rPr>
             <w:rStyle w:val="Hyperlink"/>
@@ -473,7 +473,7 @@
       <w:r>
         <w:t xml:space="preserve"> makes the same argument with the names, numbers and papers. </w:t>
       </w:r>
-      <w:hyperlink w:history="1" r:id="rIdogeco8ivpv9rxev0sul5z">
+      <w:hyperlink w:history="1" r:id="rIdqf9ddpy_pvdvukaylwsz2">
         <w:r>
           <w:rPr>
             <w:rStyle w:val="Hyperlink"/>
@@ -484,7 +484,7 @@
       <w:r>
         <w:t xml:space="preserve"> is the design of the gate and the lock: what sits in the weapon, the bank or the robot at the far end, and how a permission is checked twice. </w:t>
       </w:r>
-      <w:hyperlink w:history="1" r:id="rIdymacfkaca5nttwmepyhgt">
+      <w:hyperlink w:history="1" r:id="rIdwnv_99fw3gqi6l4u82whk">
         <w:r>
           <w:rPr>
             <w:rStyle w:val="Hyperlink"/>
@@ -503,7 +503,7 @@
       <w:r>
         <w:t xml:space="preserve">I am not asking anyone to trust the AI companies, or the AI. I am asking for a chip that does not care what the AI thinks. The code behind all of it runs today: one command, fifty-one tests, seventy-five attacks, under a minute, at </w:t>
       </w:r>
-      <w:hyperlink w:history="1" r:id="rIdd6208lhwhw14hhlujo6jb">
+      <w:hyperlink w:history="1" r:id="rIdsgik1kiscmkz5g387kd7w">
         <w:r>
           <w:rPr>
             <w:rStyle w:val="Hyperlink"/>

--- a/blog/02-the-chip-that-says-no-1-plain-english.docx
+++ b/blog/02-the-chip-that-says-no-1-plain-english.docx
@@ -462,7 +462,7 @@
       <w:pPr>
         <w:spacing w:after="160" w:line="276" w:lineRule="auto"/>
       </w:pPr>
-      <w:hyperlink w:history="1" r:id="rIdboauvqcddc5ggjycp3b-i">
+      <w:hyperlink w:history="1" r:id="rIdxeiroowvqdfvgpzh-xnci">
         <w:r>
           <w:rPr>
             <w:rStyle w:val="Hyperlink"/>
@@ -473,7 +473,7 @@
       <w:r>
         <w:t xml:space="preserve"> makes the same argument with the names, numbers and papers. </w:t>
       </w:r>
-      <w:hyperlink w:history="1" r:id="rIdqf9ddpy_pvdvukaylwsz2">
+      <w:hyperlink w:history="1" r:id="rId0ny8aymtxgq2tii4-8hrl">
         <w:r>
           <w:rPr>
             <w:rStyle w:val="Hyperlink"/>
@@ -484,7 +484,7 @@
       <w:r>
         <w:t xml:space="preserve"> is the design of the gate and the lock: what sits in the weapon, the bank or the robot at the far end, and how a permission is checked twice. </w:t>
       </w:r>
-      <w:hyperlink w:history="1" r:id="rIdwnv_99fw3gqi6l4u82whk">
+      <w:hyperlink w:history="1" r:id="rIdw3vgxh8hwaa9cqtvect4f">
         <w:r>
           <w:rPr>
             <w:rStyle w:val="Hyperlink"/>
@@ -503,7 +503,7 @@
       <w:r>
         <w:t xml:space="preserve">I am not asking anyone to trust the AI companies, or the AI. I am asking for a chip that does not care what the AI thinks. The code behind all of it runs today: one command, fifty-one tests, seventy-five attacks, under a minute, at </w:t>
       </w:r>
-      <w:hyperlink w:history="1" r:id="rIdsgik1kiscmkz5g387kd7w">
+      <w:hyperlink w:history="1" r:id="rIdnvs9rotuwxzhrgssqqonf">
         <w:r>
           <w:rPr>
             <w:rStyle w:val="Hyperlink"/>
